--- a/Newsletter/AI Token Reduction Post.docx
+++ b/Newsletter/AI Token Reduction Post.docx
@@ -3,31 +3,131 @@
 <w:document xmlns:wpc="http://schemas.microsoft.com/office/word/2010/wordprocessingCanvas" xmlns:cx="http://schemas.microsoft.com/office/drawing/2014/chartex" xmlns:cx1="http://schemas.microsoft.com/office/drawing/2015/9/8/chartex" xmlns:cx2="http://schemas.microsoft.com/office/drawing/2015/10/21/chartex" xmlns:cx3="http://schemas.microsoft.com/office/drawing/2016/5/9/chartex" xmlns:cx4="http://schemas.microsoft.com/office/drawing/2016/5/10/chartex" xmlns:cx5="http://schemas.microsoft.com/office/drawing/2016/5/11/chartex" xmlns:cx6="http://schemas.microsoft.com/office/drawing/2016/5/12/chartex" xmlns:cx7="http://schemas.microsoft.com/office/drawing/2016/5/13/chartex" xmlns:cx8="http://schemas.microsoft.com/office/drawing/2016/5/14/chartex" xmlns:mc="http://schemas.openxmlformats.org/markup-compatibility/2006" xmlns:aink="http://schemas.microsoft.com/office/drawing/2016/ink" xmlns:am3d="http://schemas.microsoft.com/office/drawing/2017/model3d" xmlns:o="urn:schemas-microsoft-com:office:office" xmlns:oel="http://schemas.microsoft.com/office/2019/extlst" xmlns:r="http://schemas.openxmlformats.org/officeDocument/2006/relationships" xmlns:m="http://schemas.openxmlformats.org/officeDocument/2006/math" xmlns:v="urn:schemas-microsoft-com:vml" xmlns:wp14="http://schemas.microsoft.com/office/word/2010/wordprocessingDrawing" xmlns:wp="http://schemas.openxmlformats.org/drawingml/2006/wordprocessingDrawing" xmlns:w10="urn:schemas-microsoft-com:office:word" xmlns:w="http://schemas.openxmlformats.org/wordprocessingml/2006/main" xmlns:w14="http://schemas.microsoft.com/office/word/2010/wordml" xmlns:w15="http://schemas.microsoft.com/office/word/2012/wordml" xmlns:w16cex="http://schemas.microsoft.com/office/word/2018/wordml/cex" xmlns:w16cid="http://schemas.microsoft.com/office/word/2016/wordml/cid" xmlns:w16="http://schemas.microsoft.com/office/word/2018/wordml" xmlns:w16du="http://schemas.microsoft.com/office/word/2023/wordml/word16du" xmlns:w16sdtdh="http://schemas.microsoft.com/office/word/2020/wordml/sdtdatahash" xmlns:w16sdtfl="http://schemas.microsoft.com/office/word/2024/wordml/sdtformatlock" xmlns:w16se="http://schemas.microsoft.com/office/word/2015/wordml/symex" xmlns:wpg="http://schemas.microsoft.com/office/word/2010/wordprocessingGroup" xmlns:wpi="http://schemas.microsoft.com/office/word/2010/wordprocessingInk" xmlns:wne="http://schemas.microsoft.com/office/word/2006/wordml" xmlns:wps="http://schemas.microsoft.com/office/word/2010/wordprocessingShape" mc:Ignorable="w14 w15 w16se w16cid w16 w16cex w16sdtdh w16sdtfl w16du wp14">
   <w:body>
     <w:p>
+      <w:pPr>
+        <w:spacing w:after="0" w:line="240" w:lineRule="auto"/>
+        <w:rPr>
+          <w:rFonts w:ascii="Arial" w:eastAsia="Times New Roman" w:hAnsi="Arial" w:cs="Arial"/>
+          <w:color w:val="1F1F1F"/>
+          <w:kern w:val="0"/>
+          <w:lang w:eastAsia="en-IN"/>
+          <w14:ligatures w14:val="none"/>
+        </w:rPr>
+      </w:pPr>
       <w:r>
         <w:rPr>
+          <w:rFonts w:ascii="Arial" w:eastAsia="Times New Roman" w:hAnsi="Arial" w:cs="Arial"/>
           <w:b/>
           <w:bCs/>
+          <w:color w:val="1F1F1F"/>
+          <w:kern w:val="0"/>
+          <w:bdr w:val="none" w:sz="0" w:space="0" w:color="auto" w:frame="1"/>
+          <w:lang w:eastAsia="en-IN"/>
+          <w14:ligatures w14:val="none"/>
         </w:rPr>
         <w:t>Stop wasting AI tokens on small talk and over-engineering!</w:t>
       </w:r>
     </w:p>
     <w:p>
+      <w:pPr>
+        <w:spacing w:after="0" w:line="240" w:lineRule="auto"/>
+        <w:rPr>
+          <w:rFonts w:ascii="Arial" w:eastAsia="Times New Roman" w:hAnsi="Arial" w:cs="Arial"/>
+          <w:color w:val="1F1F1F"/>
+          <w:kern w:val="0"/>
+          <w:lang w:eastAsia="en-IN"/>
+          <w14:ligatures w14:val="none"/>
+        </w:rPr>
+      </w:pPr>
+    </w:p>
+    <w:p>
+      <w:pPr>
+        <w:spacing w:after="0" w:line="240" w:lineRule="auto"/>
+        <w:rPr>
+          <w:rFonts w:ascii="Arial" w:eastAsia="Times New Roman" w:hAnsi="Arial" w:cs="Arial"/>
+          <w:color w:val="1F1F1F"/>
+          <w:kern w:val="0"/>
+          <w:lang w:eastAsia="en-IN"/>
+          <w14:ligatures w14:val="none"/>
+        </w:rPr>
+      </w:pPr>
       <w:r>
+        <w:rPr>
+          <w:rFonts w:ascii="Arial" w:eastAsia="Times New Roman" w:hAnsi="Arial" w:cs="Arial"/>
+          <w:color w:val="1F1F1F"/>
+          <w:kern w:val="0"/>
+          <w:lang w:eastAsia="en-IN"/>
+          <w14:ligatures w14:val="none"/>
+        </w:rPr>
         <w:t xml:space="preserve">If your AI coding agents are burning through your token budget, you need to check out these three tools: Caveman, Ponytail, and </w:t>
       </w:r>
       <w:proofErr w:type="spellStart"/>
       <w:r>
+        <w:rPr>
+          <w:rFonts w:ascii="Arial" w:eastAsia="Times New Roman" w:hAnsi="Arial" w:cs="Arial"/>
+          <w:color w:val="1F1F1F"/>
+          <w:kern w:val="0"/>
+          <w:lang w:eastAsia="en-IN"/>
+          <w14:ligatures w14:val="none"/>
+        </w:rPr>
         <w:t>CodeGraph</w:t>
       </w:r>
       <w:proofErr w:type="spellEnd"/>
       <w:r>
+        <w:rPr>
+          <w:rFonts w:ascii="Arial" w:eastAsia="Times New Roman" w:hAnsi="Arial" w:cs="Arial"/>
+          <w:color w:val="1F1F1F"/>
+          <w:kern w:val="0"/>
+          <w:lang w:eastAsia="en-IN"/>
+          <w14:ligatures w14:val="none"/>
+        </w:rPr>
         <w:t>. They tackle token bloat at different stages of the agent's interaction loop—from what it reads to what it generates.</w:t>
       </w:r>
     </w:p>
     <w:p>
+      <w:pPr>
+        <w:spacing w:after="0" w:line="240" w:lineRule="auto"/>
+        <w:rPr>
+          <w:rFonts w:ascii="Arial" w:eastAsia="Times New Roman" w:hAnsi="Arial" w:cs="Arial"/>
+          <w:color w:val="1F1F1F"/>
+          <w:kern w:val="0"/>
+          <w:lang w:eastAsia="en-IN"/>
+          <w14:ligatures w14:val="none"/>
+        </w:rPr>
+      </w:pPr>
+    </w:p>
+    <w:p>
+      <w:pPr>
+        <w:spacing w:after="0" w:line="240" w:lineRule="auto"/>
+        <w:rPr>
+          <w:rFonts w:ascii="Arial" w:eastAsia="Times New Roman" w:hAnsi="Arial" w:cs="Arial"/>
+          <w:color w:val="1F1F1F"/>
+          <w:kern w:val="0"/>
+          <w:lang w:eastAsia="en-IN"/>
+          <w14:ligatures w14:val="none"/>
+        </w:rPr>
+      </w:pPr>
       <w:r>
-        <w:t>Here is a quick breakdown of how they compare:</w:t>
+        <w:rPr>
+          <w:rFonts w:ascii="Arial" w:eastAsia="Times New Roman" w:hAnsi="Arial" w:cs="Arial"/>
+          <w:color w:val="1F1F1F"/>
+          <w:kern w:val="0"/>
+          <w:lang w:eastAsia="en-IN"/>
+          <w14:ligatures w14:val="none"/>
+        </w:rPr>
+        <w:t>Here is a quick breakdown of how they compare and the actual token savings you can expect:</w:t>
       </w:r>
+    </w:p>
+    <w:p>
+      <w:pPr>
+        <w:spacing w:after="0" w:line="240" w:lineRule="auto"/>
+        <w:rPr>
+          <w:rFonts w:ascii="Arial" w:eastAsia="Times New Roman" w:hAnsi="Arial" w:cs="Arial"/>
+          <w:color w:val="1F1F1F"/>
+          <w:kern w:val="0"/>
+          <w:lang w:eastAsia="en-IN"/>
+          <w14:ligatures w14:val="none"/>
+        </w:rPr>
+      </w:pPr>
     </w:p>
     <w:tbl>
       <w:tblPr>
@@ -40,11 +140,12 @@
         <w:tblLook w:val="04A0" w:firstRow="1" w:lastRow="0" w:firstColumn="1" w:lastColumn="0" w:noHBand="0" w:noVBand="1"/>
       </w:tblPr>
       <w:tblGrid>
-        <w:gridCol w:w="1551"/>
-        <w:gridCol w:w="1698"/>
-        <w:gridCol w:w="1951"/>
-        <w:gridCol w:w="1918"/>
-        <w:gridCol w:w="1892"/>
+        <w:gridCol w:w="1423"/>
+        <w:gridCol w:w="1488"/>
+        <w:gridCol w:w="1407"/>
+        <w:gridCol w:w="1600"/>
+        <w:gridCol w:w="1549"/>
+        <w:gridCol w:w="1543"/>
       </w:tblGrid>
       <w:tr>
         <w:trPr>
@@ -70,10 +171,26 @@
             <w:hideMark/>
           </w:tcPr>
           <w:p>
-            <w:r>
-              <w:rPr>
+            <w:pPr>
+              <w:spacing w:after="0" w:line="240" w:lineRule="auto"/>
+              <w:rPr>
+                <w:rFonts w:ascii="Arial" w:eastAsia="Times New Roman" w:hAnsi="Arial" w:cs="Arial"/>
+                <w:color w:val="1F1F1F"/>
+                <w:kern w:val="0"/>
+                <w:lang w:eastAsia="en-IN"/>
+                <w14:ligatures w14:val="none"/>
+              </w:rPr>
+            </w:pPr>
+            <w:r>
+              <w:rPr>
+                <w:rFonts w:ascii="Arial" w:eastAsia="Times New Roman" w:hAnsi="Arial" w:cs="Arial"/>
                 <w:b/>
                 <w:bCs/>
+                <w:color w:val="1F1F1F"/>
+                <w:kern w:val="0"/>
+                <w:bdr w:val="none" w:sz="0" w:space="0" w:color="auto" w:frame="1"/>
+                <w:lang w:eastAsia="en-IN"/>
+                <w14:ligatures w14:val="none"/>
               </w:rPr>
               <w:t>Tool</w:t>
             </w:r>
@@ -98,10 +215,26 @@
             <w:hideMark/>
           </w:tcPr>
           <w:p>
-            <w:r>
-              <w:rPr>
+            <w:pPr>
+              <w:spacing w:after="0" w:line="240" w:lineRule="auto"/>
+              <w:rPr>
+                <w:rFonts w:ascii="Arial" w:eastAsia="Times New Roman" w:hAnsi="Arial" w:cs="Arial"/>
+                <w:color w:val="1F1F1F"/>
+                <w:kern w:val="0"/>
+                <w:lang w:eastAsia="en-IN"/>
+                <w14:ligatures w14:val="none"/>
+              </w:rPr>
+            </w:pPr>
+            <w:r>
+              <w:rPr>
+                <w:rFonts w:ascii="Arial" w:eastAsia="Times New Roman" w:hAnsi="Arial" w:cs="Arial"/>
                 <w:b/>
                 <w:bCs/>
+                <w:color w:val="1F1F1F"/>
+                <w:kern w:val="0"/>
+                <w:bdr w:val="none" w:sz="0" w:space="0" w:color="auto" w:frame="1"/>
+                <w:lang w:eastAsia="en-IN"/>
+                <w14:ligatures w14:val="none"/>
               </w:rPr>
               <w:t>Primary Purpose</w:t>
             </w:r>
@@ -126,12 +259,28 @@
             <w:hideMark/>
           </w:tcPr>
           <w:p>
-            <w:r>
-              <w:rPr>
+            <w:pPr>
+              <w:spacing w:after="0" w:line="240" w:lineRule="auto"/>
+              <w:rPr>
+                <w:rFonts w:ascii="Arial" w:eastAsia="Times New Roman" w:hAnsi="Arial" w:cs="Arial"/>
+                <w:color w:val="1F1F1F"/>
+                <w:kern w:val="0"/>
+                <w:lang w:eastAsia="en-IN"/>
+                <w14:ligatures w14:val="none"/>
+              </w:rPr>
+            </w:pPr>
+            <w:r>
+              <w:rPr>
+                <w:rFonts w:ascii="Arial" w:eastAsia="Times New Roman" w:hAnsi="Arial" w:cs="Arial"/>
                 <w:b/>
                 <w:bCs/>
-              </w:rPr>
-              <w:t>Strengths</w:t>
+                <w:color w:val="1F1F1F"/>
+                <w:kern w:val="0"/>
+                <w:bdr w:val="none" w:sz="0" w:space="0" w:color="auto" w:frame="1"/>
+                <w:lang w:eastAsia="en-IN"/>
+                <w14:ligatures w14:val="none"/>
+              </w:rPr>
+              <w:t>Token Savings %</w:t>
             </w:r>
           </w:p>
         </w:tc>
@@ -154,12 +303,28 @@
             <w:hideMark/>
           </w:tcPr>
           <w:p>
-            <w:r>
-              <w:rPr>
+            <w:pPr>
+              <w:spacing w:after="0" w:line="240" w:lineRule="auto"/>
+              <w:rPr>
+                <w:rFonts w:ascii="Arial" w:eastAsia="Times New Roman" w:hAnsi="Arial" w:cs="Arial"/>
+                <w:color w:val="1F1F1F"/>
+                <w:kern w:val="0"/>
+                <w:lang w:eastAsia="en-IN"/>
+                <w14:ligatures w14:val="none"/>
+              </w:rPr>
+            </w:pPr>
+            <w:r>
+              <w:rPr>
+                <w:rFonts w:ascii="Arial" w:eastAsia="Times New Roman" w:hAnsi="Arial" w:cs="Arial"/>
                 <w:b/>
                 <w:bCs/>
-              </w:rPr>
-              <w:t>Weaknesses</w:t>
+                <w:color w:val="1F1F1F"/>
+                <w:kern w:val="0"/>
+                <w:bdr w:val="none" w:sz="0" w:space="0" w:color="auto" w:frame="1"/>
+                <w:lang w:eastAsia="en-IN"/>
+                <w14:ligatures w14:val="none"/>
+              </w:rPr>
+              <w:t>Strengths</w:t>
             </w:r>
           </w:p>
         </w:tc>
@@ -182,10 +347,70 @@
             <w:hideMark/>
           </w:tcPr>
           <w:p>
-            <w:r>
-              <w:rPr>
+            <w:pPr>
+              <w:spacing w:after="0" w:line="240" w:lineRule="auto"/>
+              <w:rPr>
+                <w:rFonts w:ascii="Arial" w:eastAsia="Times New Roman" w:hAnsi="Arial" w:cs="Arial"/>
+                <w:color w:val="1F1F1F"/>
+                <w:kern w:val="0"/>
+                <w:lang w:eastAsia="en-IN"/>
+                <w14:ligatures w14:val="none"/>
+              </w:rPr>
+            </w:pPr>
+            <w:r>
+              <w:rPr>
+                <w:rFonts w:ascii="Arial" w:eastAsia="Times New Roman" w:hAnsi="Arial" w:cs="Arial"/>
                 <w:b/>
                 <w:bCs/>
+                <w:color w:val="1F1F1F"/>
+                <w:kern w:val="0"/>
+                <w:bdr w:val="none" w:sz="0" w:space="0" w:color="auto" w:frame="1"/>
+                <w:lang w:eastAsia="en-IN"/>
+                <w14:ligatures w14:val="none"/>
+              </w:rPr>
+              <w:t>Weaknesses</w:t>
+            </w:r>
+          </w:p>
+        </w:tc>
+        <w:tc>
+          <w:tcPr>
+            <w:tcW w:w="0" w:type="auto"/>
+            <w:tcBorders>
+              <w:top w:val="single" w:sz="6" w:space="0" w:color="C4C7C5"/>
+              <w:left w:val="single" w:sz="6" w:space="0" w:color="C4C7C5"/>
+              <w:bottom w:val="single" w:sz="6" w:space="0" w:color="C4C7C5"/>
+              <w:right w:val="single" w:sz="6" w:space="0" w:color="C4C7C5"/>
+            </w:tcBorders>
+            <w:tcMar>
+              <w:top w:w="120" w:type="dxa"/>
+              <w:left w:w="180" w:type="dxa"/>
+              <w:bottom w:w="120" w:type="dxa"/>
+              <w:right w:w="180" w:type="dxa"/>
+            </w:tcMar>
+            <w:vAlign w:val="center"/>
+            <w:hideMark/>
+          </w:tcPr>
+          <w:p>
+            <w:pPr>
+              <w:spacing w:after="0" w:line="240" w:lineRule="auto"/>
+              <w:rPr>
+                <w:rFonts w:ascii="Arial" w:eastAsia="Times New Roman" w:hAnsi="Arial" w:cs="Arial"/>
+                <w:color w:val="1F1F1F"/>
+                <w:kern w:val="0"/>
+                <w:lang w:eastAsia="en-IN"/>
+                <w14:ligatures w14:val="none"/>
+              </w:rPr>
+            </w:pPr>
+            <w:r>
+              <w:rPr>
+                <w:rFonts w:ascii="Arial" w:eastAsia="Times New Roman" w:hAnsi="Arial" w:cs="Arial"/>
+                <w:b/>
+                <w:bCs/>
+                <w:color w:val="1F1F1F"/>
+                <w:kern w:val="0"/>
+                <w:bdr w:val="none" w:sz="0" w:space="0" w:color="auto" w:frame="1"/>
+                <w:lang w:eastAsia="en-IN"/>
+                <w14:ligatures w14:val="none"/>
               </w:rPr>
               <w:t>Standard Chartered Bank Use Case</w:t>
             </w:r>
@@ -215,10 +440,26 @@
             <w:hideMark/>
           </w:tcPr>
           <w:p>
-            <w:r>
-              <w:rPr>
+            <w:pPr>
+              <w:spacing w:after="0" w:line="240" w:lineRule="auto"/>
+              <w:rPr>
+                <w:rFonts w:ascii="Arial" w:eastAsia="Times New Roman" w:hAnsi="Arial" w:cs="Arial"/>
+                <w:color w:val="1F1F1F"/>
+                <w:kern w:val="0"/>
+                <w:lang w:eastAsia="en-IN"/>
+                <w14:ligatures w14:val="none"/>
+              </w:rPr>
+            </w:pPr>
+            <w:r>
+              <w:rPr>
+                <w:rFonts w:ascii="Arial" w:eastAsia="Times New Roman" w:hAnsi="Arial" w:cs="Arial"/>
                 <w:b/>
                 <w:bCs/>
+                <w:color w:val="1F1F1F"/>
+                <w:kern w:val="0"/>
+                <w:bdr w:val="none" w:sz="0" w:space="0" w:color="auto" w:frame="1"/>
+                <w:lang w:eastAsia="en-IN"/>
+                <w14:ligatures w14:val="none"/>
               </w:rPr>
               <w:t>Caveman</w:t>
             </w:r>
@@ -243,7 +484,25 @@
             <w:hideMark/>
           </w:tcPr>
           <w:p>
-            <w:r>
+            <w:pPr>
+              <w:spacing w:after="0" w:line="240" w:lineRule="auto"/>
+              <w:rPr>
+                <w:rFonts w:ascii="Arial" w:eastAsia="Times New Roman" w:hAnsi="Arial" w:cs="Arial"/>
+                <w:color w:val="1F1F1F"/>
+                <w:kern w:val="0"/>
+                <w:lang w:eastAsia="en-IN"/>
+                <w14:ligatures w14:val="none"/>
+              </w:rPr>
+            </w:pPr>
+            <w:r>
+              <w:rPr>
+                <w:rFonts w:ascii="Arial" w:eastAsia="Times New Roman" w:hAnsi="Arial" w:cs="Arial"/>
+                <w:color w:val="1F1F1F"/>
+                <w:kern w:val="0"/>
+                <w:bdr w:val="none" w:sz="0" w:space="0" w:color="auto" w:frame="1"/>
+                <w:lang w:eastAsia="en-IN"/>
+                <w14:ligatures w14:val="none"/>
+              </w:rPr>
               <w:t>Output Compression</w:t>
             </w:r>
           </w:p>
@@ -267,8 +526,39 @@
             <w:hideMark/>
           </w:tcPr>
           <w:p>
-            <w:r>
-              <w:t>Drastically cuts output tokens by stripping out all conversational filler.</w:t>
+            <w:pPr>
+              <w:spacing w:after="0" w:line="240" w:lineRule="auto"/>
+              <w:rPr>
+                <w:rFonts w:ascii="Arial" w:eastAsia="Times New Roman" w:hAnsi="Arial" w:cs="Arial"/>
+                <w:color w:val="1F1F1F"/>
+                <w:kern w:val="0"/>
+                <w:lang w:eastAsia="en-IN"/>
+                <w14:ligatures w14:val="none"/>
+              </w:rPr>
+            </w:pPr>
+            <w:r>
+              <w:rPr>
+                <w:rFonts w:ascii="Arial" w:eastAsia="Times New Roman" w:hAnsi="Arial" w:cs="Arial"/>
+                <w:b/>
+                <w:bCs/>
+                <w:color w:val="1F1F1F"/>
+                <w:kern w:val="0"/>
+                <w:bdr w:val="none" w:sz="0" w:space="0" w:color="auto" w:frame="1"/>
+                <w:lang w:eastAsia="en-IN"/>
+                <w14:ligatures w14:val="none"/>
+              </w:rPr>
+              <w:t>~61% on output tokens</w:t>
+            </w:r>
+            <w:r>
+              <w:rPr>
+                <w:rFonts w:ascii="Arial" w:eastAsia="Times New Roman" w:hAnsi="Arial" w:cs="Arial"/>
+                <w:color w:val="1F1F1F"/>
+                <w:kern w:val="0"/>
+                <w:bdr w:val="none" w:sz="0" w:space="0" w:color="auto" w:frame="1"/>
+                <w:lang w:eastAsia="en-IN"/>
+                <w14:ligatures w14:val="none"/>
+              </w:rPr>
+              <w:t xml:space="preserve"> (4–10% overall session savings)</w:t>
             </w:r>
           </w:p>
         </w:tc>
@@ -291,8 +581,26 @@
             <w:hideMark/>
           </w:tcPr>
           <w:p>
-            <w:r>
-              <w:t>Responses can feel overly abrupt or robotic.</w:t>
+            <w:pPr>
+              <w:spacing w:after="0" w:line="240" w:lineRule="auto"/>
+              <w:rPr>
+                <w:rFonts w:ascii="Arial" w:eastAsia="Times New Roman" w:hAnsi="Arial" w:cs="Arial"/>
+                <w:color w:val="1F1F1F"/>
+                <w:kern w:val="0"/>
+                <w:lang w:eastAsia="en-IN"/>
+                <w14:ligatures w14:val="none"/>
+              </w:rPr>
+            </w:pPr>
+            <w:r>
+              <w:rPr>
+                <w:rFonts w:ascii="Arial" w:eastAsia="Times New Roman" w:hAnsi="Arial" w:cs="Arial"/>
+                <w:color w:val="1F1F1F"/>
+                <w:kern w:val="0"/>
+                <w:bdr w:val="none" w:sz="0" w:space="0" w:color="auto" w:frame="1"/>
+                <w:lang w:eastAsia="en-IN"/>
+                <w14:ligatures w14:val="none"/>
+              </w:rPr>
+              <w:t>Drastically cuts output tokens by stripping out all conversational filler.</w:t>
             </w:r>
           </w:p>
         </w:tc>
@@ -315,7 +623,67 @@
             <w:hideMark/>
           </w:tcPr>
           <w:p>
-            <w:r>
+            <w:pPr>
+              <w:spacing w:after="0" w:line="240" w:lineRule="auto"/>
+              <w:rPr>
+                <w:rFonts w:ascii="Arial" w:eastAsia="Times New Roman" w:hAnsi="Arial" w:cs="Arial"/>
+                <w:color w:val="1F1F1F"/>
+                <w:kern w:val="0"/>
+                <w:lang w:eastAsia="en-IN"/>
+                <w14:ligatures w14:val="none"/>
+              </w:rPr>
+            </w:pPr>
+            <w:r>
+              <w:rPr>
+                <w:rFonts w:ascii="Arial" w:eastAsia="Times New Roman" w:hAnsi="Arial" w:cs="Arial"/>
+                <w:color w:val="1F1F1F"/>
+                <w:kern w:val="0"/>
+                <w:bdr w:val="none" w:sz="0" w:space="0" w:color="auto" w:frame="1"/>
+                <w:lang w:eastAsia="en-IN"/>
+                <w14:ligatures w14:val="none"/>
+              </w:rPr>
+              <w:t>Responses can feel overly abrupt or robotic.</w:t>
+            </w:r>
+          </w:p>
+        </w:tc>
+        <w:tc>
+          <w:tcPr>
+            <w:tcW w:w="0" w:type="auto"/>
+            <w:tcBorders>
+              <w:top w:val="single" w:sz="6" w:space="0" w:color="C4C7C5"/>
+              <w:left w:val="single" w:sz="6" w:space="0" w:color="C4C7C5"/>
+              <w:bottom w:val="single" w:sz="6" w:space="0" w:color="C4C7C5"/>
+              <w:right w:val="single" w:sz="6" w:space="0" w:color="C4C7C5"/>
+            </w:tcBorders>
+            <w:tcMar>
+              <w:top w:w="120" w:type="dxa"/>
+              <w:left w:w="180" w:type="dxa"/>
+              <w:bottom w:w="120" w:type="dxa"/>
+              <w:right w:w="180" w:type="dxa"/>
+            </w:tcMar>
+            <w:vAlign w:val="center"/>
+            <w:hideMark/>
+          </w:tcPr>
+          <w:p>
+            <w:pPr>
+              <w:spacing w:after="0" w:line="240" w:lineRule="auto"/>
+              <w:rPr>
+                <w:rFonts w:ascii="Arial" w:eastAsia="Times New Roman" w:hAnsi="Arial" w:cs="Arial"/>
+                <w:color w:val="1F1F1F"/>
+                <w:kern w:val="0"/>
+                <w:lang w:eastAsia="en-IN"/>
+                <w14:ligatures w14:val="none"/>
+              </w:rPr>
+            </w:pPr>
+            <w:r>
+              <w:rPr>
+                <w:rFonts w:ascii="Arial" w:eastAsia="Times New Roman" w:hAnsi="Arial" w:cs="Arial"/>
+                <w:color w:val="1F1F1F"/>
+                <w:kern w:val="0"/>
+                <w:bdr w:val="none" w:sz="0" w:space="0" w:color="auto" w:frame="1"/>
+                <w:lang w:eastAsia="en-IN"/>
+                <w14:ligatures w14:val="none"/>
+              </w:rPr>
               <w:t>Internal dev assistants for senior backend engineers who just want raw API fixes.</w:t>
             </w:r>
           </w:p>
@@ -344,10 +712,26 @@
             <w:hideMark/>
           </w:tcPr>
           <w:p>
-            <w:r>
-              <w:rPr>
+            <w:pPr>
+              <w:spacing w:after="0" w:line="240" w:lineRule="auto"/>
+              <w:rPr>
+                <w:rFonts w:ascii="Arial" w:eastAsia="Times New Roman" w:hAnsi="Arial" w:cs="Arial"/>
+                <w:color w:val="1F1F1F"/>
+                <w:kern w:val="0"/>
+                <w:lang w:eastAsia="en-IN"/>
+                <w14:ligatures w14:val="none"/>
+              </w:rPr>
+            </w:pPr>
+            <w:r>
+              <w:rPr>
+                <w:rFonts w:ascii="Arial" w:eastAsia="Times New Roman" w:hAnsi="Arial" w:cs="Arial"/>
                 <w:b/>
                 <w:bCs/>
+                <w:color w:val="1F1F1F"/>
+                <w:kern w:val="0"/>
+                <w:bdr w:val="none" w:sz="0" w:space="0" w:color="auto" w:frame="1"/>
+                <w:lang w:eastAsia="en-IN"/>
+                <w14:ligatures w14:val="none"/>
               </w:rPr>
               <w:t>Ponytail</w:t>
             </w:r>
@@ -372,7 +756,25 @@
             <w:hideMark/>
           </w:tcPr>
           <w:p>
-            <w:r>
+            <w:pPr>
+              <w:spacing w:after="0" w:line="240" w:lineRule="auto"/>
+              <w:rPr>
+                <w:rFonts w:ascii="Arial" w:eastAsia="Times New Roman" w:hAnsi="Arial" w:cs="Arial"/>
+                <w:color w:val="1F1F1F"/>
+                <w:kern w:val="0"/>
+                <w:lang w:eastAsia="en-IN"/>
+                <w14:ligatures w14:val="none"/>
+              </w:rPr>
+            </w:pPr>
+            <w:r>
+              <w:rPr>
+                <w:rFonts w:ascii="Arial" w:eastAsia="Times New Roman" w:hAnsi="Arial" w:cs="Arial"/>
+                <w:color w:val="1F1F1F"/>
+                <w:kern w:val="0"/>
+                <w:bdr w:val="none" w:sz="0" w:space="0" w:color="auto" w:frame="1"/>
+                <w:lang w:eastAsia="en-IN"/>
+                <w14:ligatures w14:val="none"/>
+              </w:rPr>
               <w:t>Scope Restriction</w:t>
             </w:r>
           </w:p>
@@ -396,8 +798,39 @@
             <w:hideMark/>
           </w:tcPr>
           <w:p>
-            <w:r>
-              <w:t>Enforces a "lazy senior dev" (YAGNI) mindset to prevent speculative features and over-engineering.</w:t>
+            <w:pPr>
+              <w:spacing w:after="0" w:line="240" w:lineRule="auto"/>
+              <w:rPr>
+                <w:rFonts w:ascii="Arial" w:eastAsia="Times New Roman" w:hAnsi="Arial" w:cs="Arial"/>
+                <w:color w:val="1F1F1F"/>
+                <w:kern w:val="0"/>
+                <w:lang w:eastAsia="en-IN"/>
+                <w14:ligatures w14:val="none"/>
+              </w:rPr>
+            </w:pPr>
+            <w:r>
+              <w:rPr>
+                <w:rFonts w:ascii="Arial" w:eastAsia="Times New Roman" w:hAnsi="Arial" w:cs="Arial"/>
+                <w:b/>
+                <w:bCs/>
+                <w:color w:val="1F1F1F"/>
+                <w:kern w:val="0"/>
+                <w:bdr w:val="none" w:sz="0" w:space="0" w:color="auto" w:frame="1"/>
+                <w:lang w:eastAsia="en-IN"/>
+                <w14:ligatures w14:val="none"/>
+              </w:rPr>
+              <w:t>~10–14% overall cost/output savings</w:t>
+            </w:r>
+            <w:r>
+              <w:rPr>
+                <w:rFonts w:ascii="Arial" w:eastAsia="Times New Roman" w:hAnsi="Arial" w:cs="Arial"/>
+                <w:color w:val="1F1F1F"/>
+                <w:kern w:val="0"/>
+                <w:bdr w:val="none" w:sz="0" w:space="0" w:color="auto" w:frame="1"/>
+                <w:lang w:eastAsia="en-IN"/>
+                <w14:ligatures w14:val="none"/>
+              </w:rPr>
+              <w:t xml:space="preserve"> (advertises 22%)</w:t>
             </w:r>
           </w:p>
         </w:tc>
@@ -420,18 +853,26 @@
             <w:hideMark/>
           </w:tcPr>
           <w:p>
-            <w:r>
-              <w:t xml:space="preserve">The model can become </w:t>
-            </w:r>
-            <w:r>
-              <w:rPr>
-                <w:i/>
-                <w:iCs/>
-              </w:rPr>
-              <w:t>too</w:t>
-            </w:r>
-            <w:r>
-              <w:t xml:space="preserve"> lazy, occasionally skipping edge-case logging.</w:t>
+            <w:pPr>
+              <w:spacing w:after="0" w:line="240" w:lineRule="auto"/>
+              <w:rPr>
+                <w:rFonts w:ascii="Arial" w:eastAsia="Times New Roman" w:hAnsi="Arial" w:cs="Arial"/>
+                <w:color w:val="1F1F1F"/>
+                <w:kern w:val="0"/>
+                <w:lang w:eastAsia="en-IN"/>
+                <w14:ligatures w14:val="none"/>
+              </w:rPr>
+            </w:pPr>
+            <w:r>
+              <w:rPr>
+                <w:rFonts w:ascii="Arial" w:eastAsia="Times New Roman" w:hAnsi="Arial" w:cs="Arial"/>
+                <w:color w:val="1F1F1F"/>
+                <w:kern w:val="0"/>
+                <w:bdr w:val="none" w:sz="0" w:space="0" w:color="auto" w:frame="1"/>
+                <w:lang w:eastAsia="en-IN"/>
+                <w14:ligatures w14:val="none"/>
+              </w:rPr>
+              <w:t>Enforces a "lazy senior dev" (YAGNI) mindset to prevent speculative features and over-engineering.</w:t>
             </w:r>
           </w:p>
         </w:tc>
@@ -454,7 +895,91 @@
             <w:hideMark/>
           </w:tcPr>
           <w:p>
-            <w:r>
+            <w:pPr>
+              <w:spacing w:after="0" w:line="240" w:lineRule="auto"/>
+              <w:rPr>
+                <w:rFonts w:ascii="Arial" w:eastAsia="Times New Roman" w:hAnsi="Arial" w:cs="Arial"/>
+                <w:color w:val="1F1F1F"/>
+                <w:kern w:val="0"/>
+                <w:lang w:eastAsia="en-IN"/>
+                <w14:ligatures w14:val="none"/>
+              </w:rPr>
+            </w:pPr>
+            <w:r>
+              <w:rPr>
+                <w:rFonts w:ascii="Arial" w:eastAsia="Times New Roman" w:hAnsi="Arial" w:cs="Arial"/>
+                <w:color w:val="1F1F1F"/>
+                <w:kern w:val="0"/>
+                <w:bdr w:val="none" w:sz="0" w:space="0" w:color="auto" w:frame="1"/>
+                <w:lang w:eastAsia="en-IN"/>
+                <w14:ligatures w14:val="none"/>
+              </w:rPr>
+              <w:t xml:space="preserve">The model can become </w:t>
+            </w:r>
+            <w:r>
+              <w:rPr>
+                <w:rFonts w:ascii="Arial" w:eastAsia="Times New Roman" w:hAnsi="Arial" w:cs="Arial"/>
+                <w:i/>
+                <w:iCs/>
+                <w:color w:val="1F1F1F"/>
+                <w:kern w:val="0"/>
+                <w:bdr w:val="none" w:sz="0" w:space="0" w:color="auto" w:frame="1"/>
+                <w:lang w:eastAsia="en-IN"/>
+                <w14:ligatures w14:val="none"/>
+              </w:rPr>
+              <w:t>too</w:t>
+            </w:r>
+            <w:r>
+              <w:rPr>
+                <w:rFonts w:ascii="Arial" w:eastAsia="Times New Roman" w:hAnsi="Arial" w:cs="Arial"/>
+                <w:color w:val="1F1F1F"/>
+                <w:kern w:val="0"/>
+                <w:bdr w:val="none" w:sz="0" w:space="0" w:color="auto" w:frame="1"/>
+                <w:lang w:eastAsia="en-IN"/>
+                <w14:ligatures w14:val="none"/>
+              </w:rPr>
+              <w:t xml:space="preserve"> lazy, occasionally skipping edge-case logging.</w:t>
+            </w:r>
+          </w:p>
+        </w:tc>
+        <w:tc>
+          <w:tcPr>
+            <w:tcW w:w="0" w:type="auto"/>
+            <w:tcBorders>
+              <w:top w:val="single" w:sz="6" w:space="0" w:color="C4C7C5"/>
+              <w:left w:val="single" w:sz="6" w:space="0" w:color="C4C7C5"/>
+              <w:bottom w:val="single" w:sz="6" w:space="0" w:color="C4C7C5"/>
+              <w:right w:val="single" w:sz="6" w:space="0" w:color="C4C7C5"/>
+            </w:tcBorders>
+            <w:tcMar>
+              <w:top w:w="120" w:type="dxa"/>
+              <w:left w:w="180" w:type="dxa"/>
+              <w:bottom w:w="120" w:type="dxa"/>
+              <w:right w:w="180" w:type="dxa"/>
+            </w:tcMar>
+            <w:vAlign w:val="center"/>
+            <w:hideMark/>
+          </w:tcPr>
+          <w:p>
+            <w:pPr>
+              <w:spacing w:after="0" w:line="240" w:lineRule="auto"/>
+              <w:rPr>
+                <w:rFonts w:ascii="Arial" w:eastAsia="Times New Roman" w:hAnsi="Arial" w:cs="Arial"/>
+                <w:color w:val="1F1F1F"/>
+                <w:kern w:val="0"/>
+                <w:lang w:eastAsia="en-IN"/>
+                <w14:ligatures w14:val="none"/>
+              </w:rPr>
+            </w:pPr>
+            <w:r>
+              <w:rPr>
+                <w:rFonts w:ascii="Arial" w:eastAsia="Times New Roman" w:hAnsi="Arial" w:cs="Arial"/>
+                <w:color w:val="1F1F1F"/>
+                <w:kern w:val="0"/>
+                <w:bdr w:val="none" w:sz="0" w:space="0" w:color="auto" w:frame="1"/>
+                <w:lang w:eastAsia="en-IN"/>
+                <w14:ligatures w14:val="none"/>
+              </w:rPr>
               <w:t>Legacy system maintenance where writing "extra" code introduces unacceptable audit risks.</w:t>
             </w:r>
           </w:p>
@@ -483,11 +1008,27 @@
             <w:hideMark/>
           </w:tcPr>
           <w:p>
+            <w:pPr>
+              <w:spacing w:after="0" w:line="240" w:lineRule="auto"/>
+              <w:rPr>
+                <w:rFonts w:ascii="Arial" w:eastAsia="Times New Roman" w:hAnsi="Arial" w:cs="Arial"/>
+                <w:color w:val="1F1F1F"/>
+                <w:kern w:val="0"/>
+                <w:lang w:eastAsia="en-IN"/>
+                <w14:ligatures w14:val="none"/>
+              </w:rPr>
+            </w:pPr>
             <w:proofErr w:type="spellStart"/>
             <w:r>
               <w:rPr>
+                <w:rFonts w:ascii="Arial" w:eastAsia="Times New Roman" w:hAnsi="Arial" w:cs="Arial"/>
                 <w:b/>
                 <w:bCs/>
+                <w:color w:val="1F1F1F"/>
+                <w:kern w:val="0"/>
+                <w:bdr w:val="none" w:sz="0" w:space="0" w:color="auto" w:frame="1"/>
+                <w:lang w:eastAsia="en-IN"/>
+                <w14:ligatures w14:val="none"/>
               </w:rPr>
               <w:t>CodeGraph</w:t>
             </w:r>
@@ -513,7 +1054,25 @@
             <w:hideMark/>
           </w:tcPr>
           <w:p>
-            <w:r>
+            <w:pPr>
+              <w:spacing w:after="0" w:line="240" w:lineRule="auto"/>
+              <w:rPr>
+                <w:rFonts w:ascii="Arial" w:eastAsia="Times New Roman" w:hAnsi="Arial" w:cs="Arial"/>
+                <w:color w:val="1F1F1F"/>
+                <w:kern w:val="0"/>
+                <w:lang w:eastAsia="en-IN"/>
+                <w14:ligatures w14:val="none"/>
+              </w:rPr>
+            </w:pPr>
+            <w:r>
+              <w:rPr>
+                <w:rFonts w:ascii="Arial" w:eastAsia="Times New Roman" w:hAnsi="Arial" w:cs="Arial"/>
+                <w:color w:val="1F1F1F"/>
+                <w:kern w:val="0"/>
+                <w:bdr w:val="none" w:sz="0" w:space="0" w:color="auto" w:frame="1"/>
+                <w:lang w:eastAsia="en-IN"/>
+                <w14:ligatures w14:val="none"/>
+              </w:rPr>
               <w:t>Precision Retrieval</w:t>
             </w:r>
           </w:p>
@@ -537,8 +1096,28 @@
             <w:hideMark/>
           </w:tcPr>
           <w:p>
-            <w:r>
-              <w:t>Builds a structural knowledge graph of your codebase, cutting token usage by up to 57%.</w:t>
+            <w:pPr>
+              <w:spacing w:after="0" w:line="240" w:lineRule="auto"/>
+              <w:rPr>
+                <w:rFonts w:ascii="Arial" w:eastAsia="Times New Roman" w:hAnsi="Arial" w:cs="Arial"/>
+                <w:color w:val="1F1F1F"/>
+                <w:kern w:val="0"/>
+                <w:lang w:eastAsia="en-IN"/>
+                <w14:ligatures w14:val="none"/>
+              </w:rPr>
+            </w:pPr>
+            <w:r>
+              <w:rPr>
+                <w:rFonts w:ascii="Arial" w:eastAsia="Times New Roman" w:hAnsi="Arial" w:cs="Arial"/>
+                <w:b/>
+                <w:bCs/>
+                <w:color w:val="1F1F1F"/>
+                <w:kern w:val="0"/>
+                <w:bdr w:val="none" w:sz="0" w:space="0" w:color="auto" w:frame="1"/>
+                <w:lang w:eastAsia="en-IN"/>
+                <w14:ligatures w14:val="none"/>
+              </w:rPr>
+              <w:t>~47% overall token reduction</w:t>
             </w:r>
           </w:p>
         </w:tc>
@@ -561,8 +1140,26 @@
             <w:hideMark/>
           </w:tcPr>
           <w:p>
-            <w:r>
-              <w:t>Requires upfront computational overhead to build and maintain the index.</w:t>
+            <w:pPr>
+              <w:spacing w:after="0" w:line="240" w:lineRule="auto"/>
+              <w:rPr>
+                <w:rFonts w:ascii="Arial" w:eastAsia="Times New Roman" w:hAnsi="Arial" w:cs="Arial"/>
+                <w:color w:val="1F1F1F"/>
+                <w:kern w:val="0"/>
+                <w:lang w:eastAsia="en-IN"/>
+                <w14:ligatures w14:val="none"/>
+              </w:rPr>
+            </w:pPr>
+            <w:r>
+              <w:rPr>
+                <w:rFonts w:ascii="Arial" w:eastAsia="Times New Roman" w:hAnsi="Arial" w:cs="Arial"/>
+                <w:color w:val="1F1F1F"/>
+                <w:kern w:val="0"/>
+                <w:bdr w:val="none" w:sz="0" w:space="0" w:color="auto" w:frame="1"/>
+                <w:lang w:eastAsia="en-IN"/>
+                <w14:ligatures w14:val="none"/>
+              </w:rPr>
+              <w:t>Builds a structural knowledge graph of your codebase, feeding the LLM exact dependencies.</w:t>
             </w:r>
           </w:p>
         </w:tc>
@@ -585,88 +1182,214 @@
             <w:hideMark/>
           </w:tcPr>
           <w:p>
-            <w:r>
-              <w:t>Navigating SCB's highly coupled transaction microservices without dumping whole repos into the prompt.</w:t>
+            <w:pPr>
+              <w:spacing w:after="0" w:line="240" w:lineRule="auto"/>
+              <w:rPr>
+                <w:rFonts w:ascii="Arial" w:eastAsia="Times New Roman" w:hAnsi="Arial" w:cs="Arial"/>
+                <w:color w:val="1F1F1F"/>
+                <w:kern w:val="0"/>
+                <w:lang w:eastAsia="en-IN"/>
+                <w14:ligatures w14:val="none"/>
+              </w:rPr>
+            </w:pPr>
+            <w:r>
+              <w:rPr>
+                <w:rFonts w:ascii="Arial" w:eastAsia="Times New Roman" w:hAnsi="Arial" w:cs="Arial"/>
+                <w:color w:val="1F1F1F"/>
+                <w:kern w:val="0"/>
+                <w:bdr w:val="none" w:sz="0" w:space="0" w:color="auto" w:frame="1"/>
+                <w:lang w:eastAsia="en-IN"/>
+                <w14:ligatures w14:val="none"/>
+              </w:rPr>
+              <w:t>Requires upfront computational overhead to build and maintain the index.</w:t>
+            </w:r>
+          </w:p>
+        </w:tc>
+        <w:tc>
+          <w:tcPr>
+            <w:tcW w:w="0" w:type="auto"/>
+            <w:tcBorders>
+              <w:top w:val="single" w:sz="6" w:space="0" w:color="C4C7C5"/>
+              <w:left w:val="single" w:sz="6" w:space="0" w:color="C4C7C5"/>
+              <w:bottom w:val="single" w:sz="6" w:space="0" w:color="C4C7C5"/>
+              <w:right w:val="single" w:sz="6" w:space="0" w:color="C4C7C5"/>
+            </w:tcBorders>
+            <w:tcMar>
+              <w:top w:w="120" w:type="dxa"/>
+              <w:left w:w="180" w:type="dxa"/>
+              <w:bottom w:w="120" w:type="dxa"/>
+              <w:right w:w="180" w:type="dxa"/>
+            </w:tcMar>
+            <w:vAlign w:val="center"/>
+            <w:hideMark/>
+          </w:tcPr>
+          <w:p>
+            <w:pPr>
+              <w:spacing w:after="0" w:line="240" w:lineRule="auto"/>
+              <w:rPr>
+                <w:rFonts w:ascii="Arial" w:eastAsia="Times New Roman" w:hAnsi="Arial" w:cs="Arial"/>
+                <w:color w:val="1F1F1F"/>
+                <w:kern w:val="0"/>
+                <w:lang w:eastAsia="en-IN"/>
+                <w14:ligatures w14:val="none"/>
+              </w:rPr>
+            </w:pPr>
+            <w:r>
+              <w:rPr>
+                <w:rFonts w:ascii="Arial" w:eastAsia="Times New Roman" w:hAnsi="Arial" w:cs="Arial"/>
+                <w:color w:val="1F1F1F"/>
+                <w:kern w:val="0"/>
+                <w:bdr w:val="none" w:sz="0" w:space="0" w:color="auto" w:frame="1"/>
+                <w:lang w:eastAsia="en-IN"/>
+                <w14:ligatures w14:val="none"/>
+              </w:rPr>
+              <w:t xml:space="preserve">Navigating SCB's highly coupled transaction microservices without dumping whole </w:t>
+            </w:r>
+            <w:r>
+              <w:rPr>
+                <w:rFonts w:ascii="Arial" w:eastAsia="Times New Roman" w:hAnsi="Arial" w:cs="Arial"/>
+                <w:color w:val="1F1F1F"/>
+                <w:kern w:val="0"/>
+                <w:bdr w:val="none" w:sz="0" w:space="0" w:color="auto" w:frame="1"/>
+                <w:lang w:eastAsia="en-IN"/>
+                <w14:ligatures w14:val="none"/>
+              </w:rPr>
+              <w:lastRenderedPageBreak/>
+              <w:t>repos into the prompt.</w:t>
             </w:r>
           </w:p>
         </w:tc>
       </w:tr>
     </w:tbl>
     <w:p>
+      <w:pPr>
+        <w:spacing w:after="0" w:line="240" w:lineRule="auto"/>
+        <w:rPr>
+          <w:rFonts w:ascii="Arial" w:eastAsia="Times New Roman" w:hAnsi="Arial" w:cs="Arial"/>
+          <w:color w:val="1F1F1F"/>
+          <w:kern w:val="0"/>
+          <w:lang w:eastAsia="en-IN"/>
+          <w14:ligatures w14:val="none"/>
+        </w:rPr>
+      </w:pPr>
       <w:r>
+        <w:rPr>
+          <w:rFonts w:ascii="Arial" w:eastAsia="Times New Roman" w:hAnsi="Arial" w:cs="Arial"/>
+          <w:color w:val="1F1F1F"/>
+          <w:kern w:val="0"/>
+          <w:lang w:eastAsia="en-IN"/>
+          <w14:ligatures w14:val="none"/>
+        </w:rPr>
         <w:lastRenderedPageBreak/>
         <w:t>For more info, check out their repositories and deep dives below:</w:t>
       </w:r>
     </w:p>
     <w:p>
+      <w:pPr>
+        <w:spacing w:after="0" w:line="240" w:lineRule="auto"/>
+        <w:rPr>
+          <w:rFonts w:ascii="Arial" w:eastAsia="Times New Roman" w:hAnsi="Arial" w:cs="Arial"/>
+          <w:color w:val="1F1F1F"/>
+          <w:kern w:val="0"/>
+          <w:lang w:eastAsia="en-IN"/>
+          <w14:ligatures w14:val="none"/>
+        </w:rPr>
+      </w:pPr>
       <w:r>
         <w:rPr>
+          <w:rFonts w:ascii="Arial" w:eastAsia="Times New Roman" w:hAnsi="Arial" w:cs="Arial"/>
           <w:b/>
           <w:bCs/>
+          <w:color w:val="1F1F1F"/>
+          <w:kern w:val="0"/>
+          <w:bdr w:val="none" w:sz="0" w:space="0" w:color="auto" w:frame="1"/>
+          <w:lang w:eastAsia="en-IN"/>
+          <w14:ligatures w14:val="none"/>
         </w:rPr>
         <w:t>Caveman</w:t>
       </w:r>
       <w:r>
-        <w:t xml:space="preserve">: </w:t>
+        <w:rPr>
+          <w:rFonts w:ascii="Arial" w:eastAsia="Times New Roman" w:hAnsi="Arial" w:cs="Arial"/>
+          <w:color w:val="1F1F1F"/>
+          <w:kern w:val="0"/>
+          <w:lang w:eastAsia="en-IN"/>
+          <w14:ligatures w14:val="none"/>
+        </w:rPr>
+        <w:t>:</w:t>
       </w:r>
-      <w:hyperlink r:id="rId4" w:tgtFrame="_blank" w:history="1">
-        <w:r>
-          <w:rPr>
-            <w:rStyle w:val="Hyperlink"/>
-          </w:rPr>
-          <w:t>https://github.com/JuliusBrussee/caveman</w:t>
-        </w:r>
-      </w:hyperlink>
     </w:p>
     <w:p>
+      <w:pPr>
+        <w:spacing w:after="0" w:line="240" w:lineRule="auto"/>
+        <w:rPr>
+          <w:rFonts w:ascii="Arial" w:eastAsia="Times New Roman" w:hAnsi="Arial" w:cs="Arial"/>
+          <w:color w:val="1F1F1F"/>
+          <w:kern w:val="0"/>
+          <w:lang w:eastAsia="en-IN"/>
+          <w14:ligatures w14:val="none"/>
+        </w:rPr>
+      </w:pPr>
       <w:r>
         <w:rPr>
+          <w:rFonts w:ascii="Arial" w:eastAsia="Times New Roman" w:hAnsi="Arial" w:cs="Arial"/>
           <w:b/>
           <w:bCs/>
+          <w:color w:val="1F1F1F"/>
+          <w:kern w:val="0"/>
+          <w:bdr w:val="none" w:sz="0" w:space="0" w:color="auto" w:frame="1"/>
+          <w:lang w:eastAsia="en-IN"/>
+          <w14:ligatures w14:val="none"/>
         </w:rPr>
         <w:t>Ponytail</w:t>
       </w:r>
       <w:r>
+        <w:rPr>
+          <w:rFonts w:ascii="Arial" w:eastAsia="Times New Roman" w:hAnsi="Arial" w:cs="Arial"/>
+          <w:color w:val="1F1F1F"/>
+          <w:kern w:val="0"/>
+          <w:lang w:eastAsia="en-IN"/>
+          <w14:ligatures w14:val="none"/>
+        </w:rPr>
         <w:t xml:space="preserve">: </w:t>
       </w:r>
-      <w:hyperlink r:id="rId5" w:tgtFrame="_blank" w:history="1">
-        <w:r>
-          <w:rPr>
-            <w:rStyle w:val="Hyperlink"/>
-          </w:rPr>
-          <w:t>https://github.com/DietrichGebert/ponytail</w:t>
-        </w:r>
-      </w:hyperlink>
     </w:p>
     <w:p>
+      <w:pPr>
+        <w:spacing w:after="0" w:line="240" w:lineRule="auto"/>
+        <w:rPr>
+          <w:rFonts w:ascii="Arial" w:eastAsia="Times New Roman" w:hAnsi="Arial" w:cs="Arial"/>
+          <w:color w:val="1F1F1F"/>
+          <w:kern w:val="0"/>
+          <w:lang w:eastAsia="en-IN"/>
+          <w14:ligatures w14:val="none"/>
+        </w:rPr>
+      </w:pPr>
       <w:proofErr w:type="spellStart"/>
       <w:r>
         <w:rPr>
+          <w:rFonts w:ascii="Arial" w:eastAsia="Times New Roman" w:hAnsi="Arial" w:cs="Arial"/>
           <w:b/>
           <w:bCs/>
+          <w:color w:val="1F1F1F"/>
+          <w:kern w:val="0"/>
+          <w:bdr w:val="none" w:sz="0" w:space="0" w:color="auto" w:frame="1"/>
+          <w:lang w:eastAsia="en-IN"/>
+          <w14:ligatures w14:val="none"/>
         </w:rPr>
         <w:t>CodeGraph</w:t>
       </w:r>
       <w:proofErr w:type="spellEnd"/>
       <w:r>
+        <w:rPr>
+          <w:rFonts w:ascii="Arial" w:eastAsia="Times New Roman" w:hAnsi="Arial" w:cs="Arial"/>
+          <w:color w:val="1F1F1F"/>
+          <w:kern w:val="0"/>
+          <w:lang w:eastAsia="en-IN"/>
+          <w14:ligatures w14:val="none"/>
+        </w:rPr>
         <w:t xml:space="preserve">: </w:t>
       </w:r>
-      <w:hyperlink r:id="rId6" w:history="1">
-        <w:proofErr w:type="spellStart"/>
-        <w:r>
-          <w:rPr>
-            <w:rStyle w:val="Hyperlink"/>
-          </w:rPr>
-          <w:t>CodeGraph</w:t>
-        </w:r>
-        <w:proofErr w:type="spellEnd"/>
-        <w:r>
-          <w:rPr>
-            <w:rStyle w:val="Hyperlink"/>
-          </w:rPr>
-          <w:t xml:space="preserve"> Deep Dive</w:t>
-        </w:r>
-      </w:hyperlink>
     </w:p>
     <w:p/>
     <w:sectPr>
@@ -1282,6 +2005,7 @@
   <w:style w:type="character" w:default="1" w:styleId="DefaultParagraphFont">
     <w:name w:val="Default Paragraph Font"/>
     <w:uiPriority w:val="1"/>
+    <w:semiHidden/>
     <w:unhideWhenUsed/>
   </w:style>
   <w:style w:type="table" w:default="1" w:styleId="TableNormal">
